--- a/交付成果/第三轮修订版/第三轮4周版/读书会09_四圣谛（二）——灭与道_4周资料包（第三版修订）/Word版/第1周_苦灭圣谛总说与涅槃深讲_学员版.docx
+++ b/交付成果/第三轮修订版/第三轮4周版/读书会09_四圣谛（二）——灭与道_4周资料包（第三版修订）/Word版/第1周_苦灭圣谛总说与涅槃深讲_学员版.docx
@@ -1665,7 +1665,7 @@
           <w:i w:val="0"/>
           <w:sz w:val="22"/>
         </w:rPr>
-        <w:t>那么，涅槃呢，是什么意思呢？首先呢，我们知道，涅槃是漫长生死轮回的终点，就是无意义的生命流转的止息，是佛教修行的终极目标啊，也是我们四圣谛中的第三圣谛，苦灭圣谛。涅槃巴利语叫利巴那（编者校对注：即 Nibbāna 之转写），它源于动词'灭'，也就是火被熄灭的意思。《清净道论》里面讲：'从那渴望中出离为涅槃。'那里没有被视为可爱的渴望，所以就是涅槃。</w:t>
+        <w:t>那么，涅槃呢，是什么意思呢？首先呢，我们知道，涅槃是漫长生死轮回的终点，就是无意义的生命流转的止息，是佛教修行的终极目标啊，也是我们四圣谛中的第三圣谛，苦灭圣谛。涅槃巴利语叫 Nibbāna，它源于动词'灭'，也就是火被熄灭的意思。《清净道论》里面讲：'从那渴望中出离为涅槃。'那里没有被视为可爱的渴望，所以就是涅槃。</w:t>
       </w:r>
     </w:p>
     <w:p>
@@ -1780,7 +1780,7 @@
           <w:i w:val="0"/>
           <w:sz w:val="22"/>
         </w:rPr>
-        <w:t>我们是很难去理解什么是涅槃的。就像我们讲说一个人在山洞——黑色的山洞，一出生就在一个暗无天日的山洞里面活了二十年的人，你要跟他讲说'我带你去见到光明'，他是无法想象光明是什么样的。因此呢，佛陀呢很少就涅槃发表长篇大论啊，来叙述涅槃是什么，甚至佛陀把涅槃的描述列为无记（编者校对注：转写"四种福器"疑为"无记"之误）的问题，佛陀是不回答的、不讨论的。为什么呢？因为我们平常所使用的语言文字啊，是可以用来表达我们生活当中所感知的事物、现象、经验和想法，但是用来表述超越我们（经验）存在的涅槃的时候呢，它会显得很贫乏无力啊。所以涅槃不可言喻、难以表述，是因为在我们这个生命界里面，无法去感知它。所以圣典在讨论涅槃的时候，往往是借助苦啊、贪啊、爱啊、漏啊的这些词语，而使用苦灭啊、离贪啊、爱尽啊、无为啊、无漏啊、漏尽啊这些否定的方式来表达啊。过去我们的翻译叫'遮诠'哈，遮子的遮，诠释的诠，那这个是对涅槃的一种'不可描述'啊。那用什么来诠释涅槃呢？佛陀在《无为相应》里面——《相应部》里面的《无为相应》呢，曾经用了三十三种不同的名相来形容涅槃。其中呢，除了使用无为啊、无漏啊、不老啊、不死啊、无执着啊、不可见这些遮诠的方式之外呢，也用了寂静啊、清净啊、解脱啊、微妙啊、安稳啊、终极呀、彼岸呀等等哈。总的来讲呢，我们知道涅槃呢，是称为'无为不死界'啊。因为涅槃是无为法，所以就称为不死界；界呢，就像我们说眼界、耳界啊、鼻界、舌界啊，'界'的定义呢，它就是一种领域、一种范围啊。</w:t>
+        <w:t>我们是很难去理解什么是涅槃的。就像我们讲说一个人在山洞——黑色的山洞，一出生就在一个暗无天日的山洞里面活了二十年的人，你要跟他讲说'我带你去见到光明'，他是无法想象光明是什么样的。因此呢，佛陀呢很少就涅槃发表长篇大论啊，来叙述涅槃是什么，甚至佛陀把涅槃的描述列为四种无记的问题，佛陀是不回答的、不讨论的。为什么呢？因为我们平常所使用的语言文字啊，是可以用来表达我们生活当中所感知的事物、现象、经验和想法，但是用来表述超越我们（经验）存在的涅槃的时候呢，它会显得很贫乏无力啊。所以涅槃不可言喻、难以表述，是因为在我们这个生命界里面，无法去感知它。所以圣典在讨论涅槃的时候，往往是借助苦啊、贪啊、爱啊、漏啊的这些词语，而使用苦灭啊、离贪啊、爱尽啊、无为啊、无漏啊、漏尽啊这些否定的方式来表达啊。过去我们的翻译叫'遮诠'哈，遮子的遮，诠释的诠，那这个是对涅槃的一种'不可描述'啊。那用什么来诠释涅槃呢？佛陀在《无为相应》里面——《相应部》里面的《无为相应》呢，曾经用了三十三种不同的名相来形容涅槃。其中呢，除了使用无为啊、无漏啊、不老啊、不死啊、无执着啊、不可见这些遮诠的方式之外呢，也用了寂静啊、清净啊、解脱啊、微妙啊、安稳啊、终极呀、彼岸呀等等哈。总的来讲呢，我们知道涅槃呢，是称为'无为不死界'啊。因为涅槃是无为法，所以就称为不死界；界呢，就像我们说眼界、耳界啊、鼻界、舌界啊，'界'的定义呢，它就是一种领域、一种范围啊。</w:t>
       </w:r>
     </w:p>
     <w:p>
@@ -1964,7 +1964,7 @@
                 <w:color w:val="333333"/>
                 <w:sz w:val="22"/>
               </w:rPr>
-              <w:t>（尼般那，转写作"利巴那"）＝"涅槃"，字面意为"火被熄灭""离渴爱"；</w:t>
+              <w:t>＝"涅槃"，字面意为"火被熄灭""离渴爱"；</w:t>
             </w:r>
             <w:r>
               <w:rPr>

--- a/交付成果/第三轮修订版/第三轮4周版/读书会09_四圣谛（二）——灭与道_4周资料包（第三版修订）/Word版/第1周_苦灭圣谛总说与涅槃深讲_学员版.docx
+++ b/交付成果/第三轮修订版/第三轮4周版/读书会09_四圣谛（二）——灭与道_4周资料包（第三版修订）/Word版/第1周_苦灭圣谛总说与涅槃深讲_学员版.docx
@@ -1780,7 +1780,7 @@
           <w:i w:val="0"/>
           <w:sz w:val="22"/>
         </w:rPr>
-        <w:t>我们是很难去理解什么是涅槃的。就像我们讲说一个人在山洞——黑色的山洞，一出生就在一个暗无天日的山洞里面活了二十年的人，你要跟他讲说'我带你去见到光明'，他是无法想象光明是什么样的。因此呢，佛陀呢很少就涅槃发表长篇大论啊，来叙述涅槃是什么，甚至佛陀把涅槃的描述列为四种无记的问题，佛陀是不回答的、不讨论的。为什么呢？因为我们平常所使用的语言文字啊，是可以用来表达我们生活当中所感知的事物、现象、经验和想法，但是用来表述超越我们（经验）存在的涅槃的时候呢，它会显得很贫乏无力啊。所以涅槃不可言喻、难以表述，是因为在我们这个生命界里面，无法去感知它。所以圣典在讨论涅槃的时候，往往是借助苦啊、贪啊、爱啊、漏啊的这些词语，而使用苦灭啊、离贪啊、爱尽啊、无为啊、无漏啊、漏尽啊这些否定的方式来表达啊。过去我们的翻译叫'遮诠'哈，遮子的遮，诠释的诠，那这个是对涅槃的一种'不可描述'啊。那用什么来诠释涅槃呢？佛陀在《无为相应》里面——《相应部》里面的《无为相应》呢，曾经用了三十三种不同的名相来形容涅槃。其中呢，除了使用无为啊、无漏啊、不老啊、不死啊、无执着啊、不可见这些遮诠的方式之外呢，也用了寂静啊、清净啊、解脱啊、微妙啊、安稳啊、终极呀、彼岸呀等等哈。总的来讲呢，我们知道涅槃呢，是称为'无为不死界'啊。因为涅槃是无为法，所以就称为不死界；界呢，就像我们说眼界、耳界啊、鼻界、舌界啊，'界'的定义呢，它就是一种领域、一种范围啊。</w:t>
+        <w:t>我们是很难去理解什么是涅槃的。就像我们讲说一个人在山洞——黑色的山洞，一出生就在一个暗无天日的山洞里面活了二十年的人，你要跟他讲说'我带你去见到光明'，他是无法想象光明是什么样的。因此呢，佛陀呢很少就涅槃发表长篇大论啊，来叙述涅槃是什么，甚至佛陀把涅槃的描述列为十四种无记的问题，佛陀是不回答的、不讨论的。为什么呢？因为我们平常所使用的语言文字啊，是可以用来表达我们生活当中所感知的事物、现象、经验和想法，但是用来表述超越我们（经验）存在的涅槃的时候呢，它会显得很贫乏无力啊。所以涅槃不可言喻、难以表述，是因为在我们这个生命界里面，无法去感知它。所以圣典在讨论涅槃的时候，往往是借助苦啊、贪啊、爱啊、漏啊的这些词语，而使用苦灭啊、离贪啊、爱尽啊、无为啊、无漏啊、漏尽啊这些否定的方式来表达啊。过去我们的翻译叫'遮诠'哈，遮子的遮，诠释的诠，那这个是对涅槃的一种'不可描述'啊。那用什么来诠释涅槃呢？佛陀在《无为相应》里面——《相应部》里面的《无为相应》呢，曾经用了三十三种不同的名相来形容涅槃。其中呢，除了使用无为啊、无漏啊、不老啊、不死啊、无执着啊、不可见这些遮诠的方式之外呢，也用了寂静啊、清净啊、解脱啊、微妙啊、安稳啊、终极呀、彼岸呀等等哈。总的来讲呢，我们知道涅槃呢，是称为'无为不死界'啊。因为涅槃是无为法，所以就称为不死界；界呢，就像我们说眼界、耳界啊、鼻界、舌界啊，'界'的定义呢，它就是一种领域、一种范围啊。</w:t>
       </w:r>
     </w:p>
     <w:p>
